--- a/Техническое задание.docx
+++ b/Техническое задание.docx
@@ -93,7 +93,6 @@
               <w:ind w:firstLine="0"/>
               <w:jc w:val="center"/>
             </w:pPr>
-            <w:r/>
           </w:p>
           <w:p>
             <w:pPr>
@@ -101,7 +100,6 @@
               <w:ind w:firstLine="0"/>
               <w:jc w:val="center"/>
             </w:pPr>
-            <w:r/>
           </w:p>
           <w:p>
             <w:pPr>
@@ -119,7 +117,6 @@
               <w:ind w:firstLine="0"/>
               <w:jc w:val="center"/>
             </w:pPr>
-            <w:r/>
           </w:p>
           <w:p>
             <w:pPr>
@@ -127,7 +124,6 @@
               <w:ind w:firstLine="0"/>
               <w:jc w:val="center"/>
             </w:pPr>
-            <w:r/>
           </w:p>
           <w:p>
             <w:pPr>
@@ -135,7 +131,6 @@
               <w:ind w:firstLine="0"/>
               <w:jc w:val="center"/>
             </w:pPr>
-            <w:r/>
           </w:p>
         </w:tc>
       </w:tr>
@@ -283,7 +278,6 @@
                 <w:color w:val="FF0000"/>
               </w:rPr>
             </w:pPr>
-            <w:r/>
           </w:p>
         </w:tc>
       </w:tr>
@@ -303,7 +297,6 @@
                 <w:color w:val="FF0000"/>
               </w:rPr>
             </w:pPr>
-            <w:r/>
           </w:p>
         </w:tc>
         <w:tc>
@@ -318,7 +311,6 @@
                 <w:color w:val="FF0000"/>
               </w:rPr>
             </w:pPr>
-            <w:r/>
           </w:p>
         </w:tc>
         <w:tc>
@@ -349,7 +341,6 @@
                 <w:color w:val="FF0000"/>
               </w:rPr>
             </w:pPr>
-            <w:r/>
           </w:p>
         </w:tc>
       </w:tr>
@@ -369,7 +360,6 @@
                 <w:color w:val="FF0000"/>
               </w:rPr>
             </w:pPr>
-            <w:r/>
           </w:p>
         </w:tc>
         <w:tc>
@@ -384,7 +374,6 @@
                 <w:color w:val="FF0000"/>
               </w:rPr>
             </w:pPr>
-            <w:r/>
           </w:p>
         </w:tc>
         <w:tc>
@@ -419,7 +408,6 @@
                 <w:color w:val="FF0000"/>
               </w:rPr>
             </w:pPr>
-            <w:r/>
           </w:p>
         </w:tc>
         <w:tc>
@@ -434,7 +422,6 @@
                 <w:color w:val="FF0000"/>
               </w:rPr>
             </w:pPr>
-            <w:r/>
           </w:p>
         </w:tc>
         <w:tc>
@@ -484,7 +471,6 @@
                 <w:color w:val="FF0000"/>
               </w:rPr>
             </w:pPr>
-            <w:r/>
           </w:p>
         </w:tc>
         <w:tc>
@@ -499,7 +485,6 @@
                 <w:color w:val="FF0000"/>
               </w:rPr>
             </w:pPr>
-            <w:r/>
           </w:p>
         </w:tc>
         <w:tc>
@@ -562,7 +547,6 @@
                 <w:color w:val="FF0000"/>
               </w:rPr>
             </w:pPr>
-            <w:r/>
           </w:p>
         </w:tc>
         <w:tc>
@@ -577,7 +561,6 @@
                 <w:color w:val="FF0000"/>
               </w:rPr>
             </w:pPr>
-            <w:r/>
           </w:p>
         </w:tc>
         <w:tc>
@@ -612,7 +595,6 @@
                 <w:color w:val="FF0000"/>
               </w:rPr>
             </w:pPr>
-            <w:r/>
           </w:p>
         </w:tc>
         <w:tc>
@@ -627,7 +609,6 @@
                 <w:color w:val="FF0000"/>
               </w:rPr>
             </w:pPr>
-            <w:r/>
           </w:p>
         </w:tc>
         <w:tc>
@@ -680,7 +661,6 @@
                 <w:color w:val="FF0000"/>
               </w:rPr>
             </w:pPr>
-            <w:r/>
           </w:p>
         </w:tc>
         <w:tc>
@@ -695,7 +675,6 @@
                 <w:color w:val="FF0000"/>
               </w:rPr>
             </w:pPr>
-            <w:r/>
           </w:p>
         </w:tc>
         <w:tc>
@@ -779,14 +758,12 @@
           <w:docGrid w:linePitch="381"/>
         </w:sectPr>
       </w:pPr>
-      <w:r/>
     </w:p>
     <w:p>
       <w:pPr>
         <w:pStyle w:val="a0"/>
         <w:ind w:firstLine="0"/>
       </w:pPr>
-      <w:r/>
     </w:p>
     <w:p>
       <w:pPr>
@@ -813,7 +790,6 @@
           <w:szCs w:val="28"/>
         </w:rPr>
       </w:pPr>
-      <w:r/>
     </w:p>
     <w:p>
       <w:pPr>
@@ -824,7 +800,6 @@
           <w:szCs w:val="28"/>
         </w:rPr>
       </w:pPr>
-      <w:r/>
     </w:p>
     <w:p>
       <w:pPr>
@@ -842,6 +817,8 @@
       </w:pPr>
       <w:r>
         <w:t>Техническое задание</w:t>
+      </w:r>
+      <w:r>
         <w:tab/>
         <w:t>3</w:t>
       </w:r>
@@ -865,6 +842,8 @@
       </w:pPr>
       <w:r>
         <w:t>Общие сведения</w:t>
+      </w:r>
+      <w:r>
         <w:tab/>
         <w:t>3</w:t>
       </w:r>
@@ -888,6 +867,8 @@
       </w:pPr>
       <w:r>
         <w:t>Цели и назначение создания</w:t>
+      </w:r>
+      <w:r>
         <w:tab/>
         <w:t>3</w:t>
       </w:r>
@@ -911,6 +892,8 @@
       </w:pPr>
       <w:r>
         <w:t>Характеристика объекта автоматизации</w:t>
+      </w:r>
+      <w:r>
         <w:tab/>
         <w:t>4</w:t>
       </w:r>
@@ -934,6 +917,8 @@
       </w:pPr>
       <w:r>
         <w:t>Требования к автоматизированной системе</w:t>
+      </w:r>
+      <w:r>
         <w:tab/>
         <w:t>4</w:t>
       </w:r>
@@ -957,6 +942,8 @@
       </w:pPr>
       <w:r>
         <w:t>Состав и содержание работ по созданию автоматизированной системы</w:t>
+      </w:r>
+      <w:r>
         <w:tab/>
         <w:t>6</w:t>
       </w:r>
@@ -980,6 +967,8 @@
       </w:pPr>
       <w:r>
         <w:t>Порядок разработки автоматизированной системы</w:t>
+      </w:r>
+      <w:r>
         <w:tab/>
         <w:t>8</w:t>
       </w:r>
@@ -1003,6 +992,8 @@
       </w:pPr>
       <w:r>
         <w:t>Порядок контроля и приёмки автоматизированной системы</w:t>
+      </w:r>
+      <w:r>
         <w:tab/>
         <w:t>8</w:t>
       </w:r>
@@ -1026,6 +1017,8 @@
       </w:pPr>
       <w:r>
         <w:t>Требования к составу и содержанию работ по подготовке объекта автоматизации к вводу автоматизированной системы в действие</w:t>
+      </w:r>
+      <w:r>
         <w:tab/>
         <w:t>9</w:t>
       </w:r>
@@ -1049,6 +1042,8 @@
       </w:pPr>
       <w:r>
         <w:t>Требования к документированию</w:t>
+      </w:r>
+      <w:r>
         <w:tab/>
         <w:t>9</w:t>
       </w:r>
@@ -1072,6 +1067,8 @@
       </w:pPr>
       <w:r>
         <w:t>Источники разработки</w:t>
+      </w:r>
+      <w:r>
         <w:tab/>
         <w:t>9</w:t>
       </w:r>
@@ -1085,7 +1082,6 @@
           <w:szCs w:val="28"/>
         </w:rPr>
       </w:pPr>
-      <w:r/>
     </w:p>
     <w:p>
       <w:pPr>
@@ -1096,7 +1092,6 @@
           <w:szCs w:val="28"/>
         </w:rPr>
       </w:pPr>
-      <w:r/>
     </w:p>
     <w:p>
       <w:pPr>
@@ -1107,7 +1102,6 @@
           <w:szCs w:val="28"/>
         </w:rPr>
       </w:pPr>
-      <w:r/>
     </w:p>
     <w:p>
       <w:pPr>
@@ -1118,7 +1112,6 @@
           <w:szCs w:val="28"/>
         </w:rPr>
       </w:pPr>
-      <w:r/>
     </w:p>
     <w:p>
       <w:pPr>
@@ -1129,7 +1122,6 @@
           <w:szCs w:val="28"/>
         </w:rPr>
       </w:pPr>
-      <w:r/>
     </w:p>
     <w:p>
       <w:pPr>
@@ -1140,7 +1132,6 @@
           <w:szCs w:val="28"/>
         </w:rPr>
       </w:pPr>
-      <w:r/>
     </w:p>
     <w:p>
       <w:pPr>
@@ -1151,7 +1142,6 @@
           <w:szCs w:val="28"/>
         </w:rPr>
       </w:pPr>
-      <w:r/>
     </w:p>
     <w:p>
       <w:pPr>
@@ -1162,7 +1152,6 @@
           <w:szCs w:val="28"/>
         </w:rPr>
       </w:pPr>
-      <w:r/>
     </w:p>
     <w:p>
       <w:pPr>
@@ -1173,7 +1162,6 @@
           <w:szCs w:val="28"/>
         </w:rPr>
       </w:pPr>
-      <w:r/>
     </w:p>
     <w:p>
       <w:pPr>
@@ -1184,19 +1172,6 @@
           <w:szCs w:val="28"/>
         </w:rPr>
       </w:pPr>
-      <w:r/>
-    </w:p>
-    <w:p>
-      <w:pPr>
-        <w:spacing w:after="0" w:line="240" w:lineRule="auto"/>
-        <w:jc w:val="center"/>
-        <w:rPr>
-          <w:rFonts w:cs="Times New Roman"/>
-          <w:szCs w:val="28"/>
-          <w:lang w:val="en-US"/>
-        </w:rPr>
-      </w:pPr>
-      <w:r/>
     </w:p>
     <w:p>
       <w:pPr>
@@ -1207,7 +1182,16 @@
           <w:szCs w:val="28"/>
         </w:rPr>
       </w:pPr>
-      <w:r/>
+    </w:p>
+    <w:p>
+      <w:pPr>
+        <w:spacing w:after="0" w:line="240" w:lineRule="auto"/>
+        <w:jc w:val="center"/>
+        <w:rPr>
+          <w:rFonts w:cs="Times New Roman"/>
+          <w:szCs w:val="28"/>
+        </w:rPr>
+      </w:pPr>
     </w:p>
     <w:p>
       <w:pPr>
@@ -1221,7 +1205,6 @@
           <w:szCs w:val="32"/>
         </w:rPr>
       </w:pPr>
-      <w:r/>
     </w:p>
     <w:p>
       <w:pPr>
@@ -1235,7 +1218,6 @@
           <w:szCs w:val="32"/>
         </w:rPr>
       </w:pPr>
-      <w:r/>
     </w:p>
     <w:p>
       <w:pPr>
@@ -1249,7 +1231,6 @@
           <w:szCs w:val="32"/>
         </w:rPr>
       </w:pPr>
-      <w:r/>
     </w:p>
     <w:p>
       <w:pPr>
@@ -1263,7 +1244,6 @@
           <w:szCs w:val="32"/>
         </w:rPr>
       </w:pPr>
-      <w:r/>
     </w:p>
     <w:p>
       <w:pPr>
@@ -1277,7 +1257,6 @@
           <w:szCs w:val="32"/>
         </w:rPr>
       </w:pPr>
-      <w:r/>
     </w:p>
     <w:p>
       <w:pPr>
@@ -1291,7 +1270,6 @@
           <w:szCs w:val="32"/>
         </w:rPr>
       </w:pPr>
-      <w:r/>
     </w:p>
     <w:p>
       <w:pPr>
@@ -1305,7 +1283,6 @@
           <w:szCs w:val="32"/>
         </w:rPr>
       </w:pPr>
-      <w:r/>
     </w:p>
     <w:p>
       <w:pPr>
@@ -1319,7 +1296,6 @@
           <w:szCs w:val="32"/>
         </w:rPr>
       </w:pPr>
-      <w:r/>
     </w:p>
     <w:p>
       <w:pPr>
@@ -1333,7 +1309,6 @@
           <w:szCs w:val="32"/>
         </w:rPr>
       </w:pPr>
-      <w:r/>
     </w:p>
     <w:p>
       <w:pPr>
@@ -1348,7 +1323,18 @@
           <w:szCs w:val="32"/>
         </w:rPr>
       </w:pPr>
-      <w:r/>
+      <w:r>
+        <w:rPr>
+          <w:rFonts w:eastAsiaTheme="majorEastAsia" w:cs="Times New Roman"/>
+          <w:b/>
+          <w:bCs/>
+          <w:spacing w:val="-10"/>
+          <w:kern w:val="28"/>
+          <w:sz w:val="32"/>
+          <w:szCs w:val="32"/>
+        </w:rPr>
+        <w:br w:type="page"/>
+      </w:r>
     </w:p>
     <w:p>
       <w:pPr>
@@ -1357,6 +1343,7 @@
         <w:jc w:val="both"/>
       </w:pPr>
       <w:r>
+        <w:lastRenderedPageBreak/>
         <w:t>Техническое задание</w:t>
       </w:r>
     </w:p>
@@ -1366,7 +1353,6 @@
         <w:ind w:firstLine="709"/>
         <w:jc w:val="both"/>
       </w:pPr>
-      <w:r/>
     </w:p>
     <w:p>
       <w:pPr>
@@ -1374,7 +1360,6 @@
         <w:ind w:firstLine="709"/>
         <w:jc w:val="both"/>
       </w:pPr>
-      <w:r/>
     </w:p>
     <w:p>
       <w:pPr>
@@ -1402,7 +1387,6 @@
         <w:ind w:firstLine="709"/>
         <w:jc w:val="both"/>
       </w:pPr>
-      <w:r/>
     </w:p>
     <w:p>
       <w:pPr>
@@ -1410,7 +1394,6 @@
         <w:ind w:firstLine="709"/>
         <w:jc w:val="both"/>
       </w:pPr>
-      <w:r/>
     </w:p>
     <w:p>
       <w:pPr>
@@ -1427,7 +1410,6 @@
         <w:ind w:firstLine="709"/>
         <w:jc w:val="both"/>
       </w:pPr>
-      <w:r/>
     </w:p>
     <w:p>
       <w:pPr>
@@ -1435,7 +1417,6 @@
         <w:ind w:firstLine="709"/>
         <w:jc w:val="both"/>
       </w:pPr>
-      <w:r/>
     </w:p>
     <w:p>
       <w:pPr>
@@ -1547,7 +1528,6 @@
         <w:ind w:left="709"/>
         <w:jc w:val="both"/>
       </w:pPr>
-      <w:r/>
     </w:p>
     <w:p>
       <w:pPr>
@@ -1559,7 +1539,6 @@
         <w:ind w:left="709"/>
         <w:jc w:val="both"/>
       </w:pPr>
-      <w:r/>
     </w:p>
     <w:p>
       <w:pPr>
@@ -1580,7 +1559,6 @@
         <w:ind w:left="709"/>
         <w:jc w:val="both"/>
       </w:pPr>
-      <w:r/>
     </w:p>
     <w:p>
       <w:pPr>
@@ -1592,7 +1570,6 @@
         <w:ind w:left="709"/>
         <w:jc w:val="both"/>
       </w:pPr>
-      <w:r/>
     </w:p>
     <w:p>
       <w:pPr>
@@ -1641,6 +1618,7 @@
         <w:jc w:val="both"/>
       </w:pPr>
       <w:r>
+        <w:lastRenderedPageBreak/>
         <w:t>Стимуляция нейронных связей: через регулярное выполнение задач на запоминание расположения объектов на плоскости происходит тренировка кратковременной и оперативной памяти.</w:t>
       </w:r>
     </w:p>
@@ -1690,7 +1668,6 @@
         <w:ind w:left="0" w:firstLine="709"/>
         <w:jc w:val="both"/>
       </w:pPr>
-      <w:r/>
     </w:p>
     <w:p>
       <w:pPr>
@@ -1720,7 +1697,6 @@
         <w:ind w:left="709"/>
         <w:jc w:val="both"/>
       </w:pPr>
-      <w:r/>
     </w:p>
     <w:p>
       <w:pPr>
@@ -1732,7 +1708,6 @@
         <w:ind w:left="709"/>
         <w:jc w:val="both"/>
       </w:pPr>
-      <w:r/>
     </w:p>
     <w:p>
       <w:pPr>
@@ -1753,7 +1728,6 @@
         <w:ind w:left="709"/>
         <w:jc w:val="both"/>
       </w:pPr>
-      <w:r/>
     </w:p>
     <w:p>
       <w:pPr>
@@ -1765,7 +1739,6 @@
         <w:ind w:left="709"/>
         <w:jc w:val="both"/>
       </w:pPr>
-      <w:r/>
     </w:p>
     <w:p>
       <w:pPr>
@@ -1885,7 +1858,6 @@
         <w:ind w:left="709"/>
         <w:jc w:val="both"/>
       </w:pPr>
-      <w:r/>
     </w:p>
     <w:p>
       <w:pPr>
@@ -1897,7 +1869,6 @@
         <w:ind w:left="709"/>
         <w:jc w:val="both"/>
       </w:pPr>
-      <w:r/>
     </w:p>
     <w:p>
       <w:pPr>
@@ -1918,7 +1889,6 @@
         <w:ind w:left="709"/>
         <w:jc w:val="both"/>
       </w:pPr>
-      <w:r/>
     </w:p>
     <w:p>
       <w:pPr>
@@ -1930,7 +1900,6 @@
         <w:ind w:left="709"/>
         <w:jc w:val="both"/>
       </w:pPr>
-      <w:r/>
     </w:p>
     <w:p>
       <w:pPr>
@@ -2001,6 +1970,7 @@
         <w:jc w:val="both"/>
       </w:pPr>
       <w:r>
+        <w:lastRenderedPageBreak/>
         <w:t>Визуализация: отображение игрового поля и состояния карточек (открыта/закрыта);</w:t>
       </w:r>
     </w:p>
@@ -2271,7 +2241,31 @@
         <w:jc w:val="both"/>
       </w:pPr>
       <w:r>
-        <w:t>Требования к программному обеспечению: совместимость с 64-разрядными версиями Windows 10/11, среда программирования – Visual Studio, тип проекта – приложение Windows Forms (.NET Framework), язык программирования - C#, ПО для проектирования и документирования – MS Word, ПО для построения функциональных моделей - Ramus Educational;</w:t>
+        <w:t xml:space="preserve">Требования к программному обеспечению: совместимость с 64-разрядными версиями Windows 10/11, среда программирования – Visual Studio, тип проекта – приложение Windows </w:t>
+      </w:r>
+      <w:proofErr w:type="spellStart"/>
+      <w:r>
+        <w:t>Forms</w:t>
+      </w:r>
+      <w:proofErr w:type="spellEnd"/>
+      <w:r>
+        <w:t xml:space="preserve"> (.NET Framework), язык программирования - C#, ПО для проектирования и документирования – MS Word, ПО для построения функциональных моделей - </w:t>
+      </w:r>
+      <w:proofErr w:type="spellStart"/>
+      <w:r>
+        <w:t>Ramus</w:t>
+      </w:r>
+      <w:proofErr w:type="spellEnd"/>
+      <w:r>
+        <w:t xml:space="preserve"> </w:t>
+      </w:r>
+      <w:proofErr w:type="spellStart"/>
+      <w:r>
+        <w:t>Educational</w:t>
+      </w:r>
+      <w:proofErr w:type="spellEnd"/>
+      <w:r>
+        <w:t>;</w:t>
       </w:r>
     </w:p>
     <w:p>
@@ -2307,7 +2301,11 @@
         <w:jc w:val="both"/>
       </w:pPr>
       <w:r>
-        <w:t>Требования к организационному обеспечению: эксплуатация осуществляется одним пользователем – неспециалистом в области программирования, документация должна включать руководство пользователя с описанием всех функций и интерфейса;</w:t>
+        <w:t xml:space="preserve">Требования к организационному обеспечению: эксплуатация осуществляется одним пользователем – неспециалистом в области </w:t>
+      </w:r>
+      <w:r>
+        <w:lastRenderedPageBreak/>
+        <w:t>программирования, документация должна включать руководство пользователя с описанием всех функций и интерфейса;</w:t>
       </w:r>
     </w:p>
     <w:p>
@@ -2410,7 +2408,6 @@
         <w:ind w:left="709"/>
         <w:jc w:val="both"/>
       </w:pPr>
-      <w:r/>
     </w:p>
     <w:p>
       <w:pPr>
@@ -2422,7 +2419,6 @@
         <w:ind w:left="709"/>
         <w:jc w:val="both"/>
       </w:pPr>
-      <w:r/>
     </w:p>
     <w:p>
       <w:pPr>
@@ -2443,7 +2439,6 @@
         <w:ind w:left="0" w:firstLine="709"/>
         <w:jc w:val="both"/>
       </w:pPr>
-      <w:r/>
     </w:p>
     <w:p>
       <w:pPr>
@@ -2455,7 +2450,6 @@
         <w:ind w:left="0" w:firstLine="709"/>
         <w:jc w:val="both"/>
       </w:pPr>
-      <w:r/>
     </w:p>
     <w:p>
       <w:pPr>
@@ -2684,7 +2678,6 @@
         <w:spacing w:line="240" w:lineRule="auto"/>
         <w:jc w:val="both"/>
       </w:pPr>
-      <w:r/>
     </w:p>
     <w:p>
       <w:pPr>
@@ -2698,6 +2691,7 @@
         <w:jc w:val="both"/>
       </w:pPr>
       <w:r>
+        <w:lastRenderedPageBreak/>
         <w:t>Продолжение таблицы 1</w:t>
       </w:r>
     </w:p>
@@ -3024,7 +3018,6 @@
         <w:ind w:left="709"/>
         <w:jc w:val="both"/>
       </w:pPr>
-      <w:r/>
     </w:p>
     <w:p>
       <w:pPr>
@@ -3036,7 +3029,6 @@
         <w:ind w:left="709"/>
         <w:jc w:val="both"/>
       </w:pPr>
-      <w:r/>
     </w:p>
     <w:p>
       <w:pPr>
@@ -3050,6 +3042,7 @@
         <w:jc w:val="both"/>
       </w:pPr>
       <w:r>
+        <w:lastRenderedPageBreak/>
         <w:t>Продолжение таблицы 1</w:t>
       </w:r>
     </w:p>
@@ -3133,7 +3126,6 @@
         <w:spacing w:after="0" w:line="240" w:lineRule="auto"/>
         <w:jc w:val="both"/>
       </w:pPr>
-      <w:r/>
     </w:p>
     <w:p>
       <w:pPr>
@@ -3145,7 +3137,6 @@
         <w:ind w:left="709"/>
         <w:jc w:val="both"/>
       </w:pPr>
-      <w:r/>
     </w:p>
     <w:p>
       <w:pPr>
@@ -3166,7 +3157,6 @@
         <w:ind w:left="709"/>
         <w:jc w:val="both"/>
       </w:pPr>
-      <w:r/>
     </w:p>
     <w:p>
       <w:pPr>
@@ -3178,7 +3168,6 @@
         <w:ind w:left="709"/>
         <w:jc w:val="both"/>
       </w:pPr>
-      <w:r/>
     </w:p>
     <w:p>
       <w:pPr>
@@ -3322,7 +3311,6 @@
         <w:ind w:left="709"/>
         <w:jc w:val="both"/>
       </w:pPr>
-      <w:r/>
     </w:p>
     <w:p>
       <w:pPr>
@@ -3334,7 +3322,6 @@
         <w:ind w:left="709"/>
         <w:jc w:val="both"/>
       </w:pPr>
-      <w:r/>
     </w:p>
     <w:p>
       <w:pPr>
@@ -3355,7 +3342,6 @@
         <w:ind w:left="709"/>
         <w:jc w:val="both"/>
       </w:pPr>
-      <w:r/>
     </w:p>
     <w:p>
       <w:pPr>
@@ -3367,7 +3353,6 @@
         <w:ind w:left="709"/>
         <w:jc w:val="both"/>
       </w:pPr>
-      <w:r/>
     </w:p>
     <w:p>
       <w:pPr>
@@ -3541,7 +3526,6 @@
         <w:ind w:left="709"/>
         <w:jc w:val="both"/>
       </w:pPr>
-      <w:r/>
     </w:p>
     <w:p>
       <w:pPr>
@@ -3549,6 +3533,7 @@
         <w:jc w:val="both"/>
       </w:pPr>
       <w:r>
+        <w:lastRenderedPageBreak/>
         <w:t>Требования к составу и содержанию работ по подготовке объекта автоматизации к вводу автоматизированной системы в действие</w:t>
       </w:r>
     </w:p>
@@ -3562,7 +3547,6 @@
         <w:ind w:left="0" w:firstLine="709"/>
         <w:jc w:val="both"/>
       </w:pPr>
-      <w:r/>
     </w:p>
     <w:p>
       <w:pPr>
@@ -3574,7 +3558,6 @@
         <w:ind w:left="0" w:firstLine="709"/>
         <w:jc w:val="both"/>
       </w:pPr>
-      <w:r/>
     </w:p>
     <w:p>
       <w:pPr>
@@ -3614,7 +3597,6 @@
         <w:ind w:left="0" w:firstLine="709"/>
         <w:jc w:val="both"/>
       </w:pPr>
-      <w:r/>
     </w:p>
     <w:p>
       <w:pPr>
@@ -3626,7 +3608,6 @@
         <w:ind w:left="0" w:firstLine="709"/>
         <w:jc w:val="both"/>
       </w:pPr>
-      <w:r/>
     </w:p>
     <w:p>
       <w:pPr>
@@ -3647,7 +3628,6 @@
         <w:ind w:left="0" w:firstLine="709"/>
         <w:jc w:val="both"/>
       </w:pPr>
-      <w:r/>
     </w:p>
     <w:p>
       <w:pPr>
@@ -3659,7 +3639,6 @@
         <w:ind w:left="0" w:firstLine="709"/>
         <w:jc w:val="both"/>
       </w:pPr>
-      <w:r/>
     </w:p>
     <w:p>
       <w:pPr>
@@ -3685,7 +3664,6 @@
         <w:ind w:left="0" w:firstLine="709"/>
         <w:jc w:val="both"/>
       </w:pPr>
-      <w:r/>
     </w:p>
     <w:p>
       <w:pPr>
@@ -3697,7 +3675,6 @@
         <w:ind w:left="0" w:firstLine="709"/>
         <w:jc w:val="both"/>
       </w:pPr>
-      <w:r/>
     </w:p>
     <w:p>
       <w:pPr>
@@ -3718,7 +3695,6 @@
         <w:ind w:left="0" w:firstLine="709"/>
         <w:jc w:val="both"/>
       </w:pPr>
-      <w:r/>
     </w:p>
     <w:p>
       <w:pPr>
@@ -3730,7 +3706,6 @@
         <w:ind w:left="709"/>
         <w:jc w:val="both"/>
       </w:pPr>
-      <w:r/>
     </w:p>
     <w:p>
       <w:pPr>
@@ -3796,7 +3771,6 @@
         <w:ind w:left="709"/>
         <w:jc w:val="both"/>
       </w:pPr>
-      <w:r/>
     </w:p>
     <w:sectPr>
       <w:headerReference w:type="default" r:id="rId9"/>
